--- a/Linux_Tasks/Greeting_with_Name/Question-Solution-2.docx
+++ b/Linux_Tasks/Greeting_with_Name/Question-Solution-2.docx
@@ -24,14 +24,14 @@
     <w:p>
       <w:pPr>
         <w:rPr>
-          <w:sz w:val="32"/>
-          <w:szCs w:val="32"/>
-        </w:rPr>
-      </w:pPr>
-      <w:r>
-        <w:rPr>
-          <w:sz w:val="32"/>
-          <w:szCs w:val="32"/>
+          <w:sz w:val="28"/>
+          <w:szCs w:val="28"/>
+        </w:rPr>
+      </w:pPr>
+      <w:r>
+        <w:rPr>
+          <w:sz w:val="28"/>
+          <w:szCs w:val="28"/>
         </w:rPr>
         <w:t>Greeting with Name</w:t>
       </w:r>
@@ -40,24 +40,24 @@
       <w:pPr>
         <w:pStyle w:val="NoSpacing"/>
         <w:rPr>
-          <w:sz w:val="32"/>
-          <w:szCs w:val="32"/>
-        </w:rPr>
-      </w:pPr>
-    </w:p>
-    <w:p>
-      <w:pPr>
-        <w:rPr>
-          <w:sz w:val="32"/>
-          <w:szCs w:val="32"/>
+          <w:sz w:val="28"/>
+          <w:szCs w:val="28"/>
+        </w:rPr>
+      </w:pPr>
+    </w:p>
+    <w:p>
+      <w:pPr>
+        <w:rPr>
+          <w:sz w:val="28"/>
+          <w:szCs w:val="28"/>
         </w:rPr>
       </w:pPr>
       <w:r>
         <w:rPr>
           <w:b/>
           <w:bCs/>
-          <w:sz w:val="32"/>
-          <w:szCs w:val="32"/>
+          <w:sz w:val="28"/>
+          <w:szCs w:val="28"/>
         </w:rPr>
         <w:t>Task To Be Performed:</w:t>
       </w:r>
@@ -65,14 +65,14 @@
     <w:p>
       <w:pPr>
         <w:rPr>
-          <w:sz w:val="32"/>
-          <w:szCs w:val="32"/>
-        </w:rPr>
-      </w:pPr>
-      <w:r>
-        <w:rPr>
-          <w:sz w:val="32"/>
-          <w:szCs w:val="32"/>
+          <w:sz w:val="28"/>
+          <w:szCs w:val="28"/>
+        </w:rPr>
+      </w:pPr>
+      <w:r>
+        <w:rPr>
+          <w:sz w:val="28"/>
+          <w:szCs w:val="28"/>
         </w:rPr>
         <w:t>Ask the user for their name and print a welcome message with that name.</w:t>
       </w:r>
@@ -108,23 +108,23 @@
     <w:p>
       <w:pPr>
         <w:rPr>
-          <w:sz w:val="32"/>
-          <w:szCs w:val="32"/>
+          <w:sz w:val="28"/>
+          <w:szCs w:val="28"/>
         </w:rPr>
       </w:pPr>
       <w:r>
         <w:rPr>
           <w:b/>
           <w:bCs/>
-          <w:sz w:val="32"/>
-          <w:szCs w:val="32"/>
+          <w:sz w:val="28"/>
+          <w:szCs w:val="28"/>
         </w:rPr>
         <w:t>File Name:</w:t>
       </w:r>
       <w:r>
         <w:rPr>
-          <w:sz w:val="32"/>
-          <w:szCs w:val="32"/>
+          <w:sz w:val="28"/>
+          <w:szCs w:val="28"/>
         </w:rPr>
         <w:t xml:space="preserve"> greeting_with_name.sh</w:t>
       </w:r>
@@ -133,31 +133,31 @@
       <w:pPr>
         <w:pStyle w:val="NoSpacing"/>
         <w:rPr>
-          <w:sz w:val="32"/>
-          <w:szCs w:val="32"/>
-        </w:rPr>
-      </w:pPr>
-    </w:p>
-    <w:p>
-      <w:pPr>
-        <w:rPr>
-          <w:sz w:val="32"/>
-          <w:szCs w:val="32"/>
+          <w:sz w:val="28"/>
+          <w:szCs w:val="28"/>
+        </w:rPr>
+      </w:pPr>
+    </w:p>
+    <w:p>
+      <w:pPr>
+        <w:rPr>
+          <w:sz w:val="28"/>
+          <w:szCs w:val="28"/>
         </w:rPr>
       </w:pPr>
       <w:proofErr w:type="gramStart"/>
       <w:r>
         <w:rPr>
-          <w:sz w:val="32"/>
-          <w:szCs w:val="32"/>
+          <w:sz w:val="28"/>
+          <w:szCs w:val="28"/>
         </w:rPr>
         <w:t>#!/</w:t>
       </w:r>
       <w:proofErr w:type="gramEnd"/>
       <w:r>
         <w:rPr>
-          <w:sz w:val="32"/>
-          <w:szCs w:val="32"/>
+          <w:sz w:val="28"/>
+          <w:szCs w:val="28"/>
         </w:rPr>
         <w:t>bin/bash</w:t>
       </w:r>
@@ -165,14 +165,14 @@
     <w:p>
       <w:pPr>
         <w:rPr>
-          <w:sz w:val="32"/>
-          <w:szCs w:val="32"/>
-        </w:rPr>
-      </w:pPr>
-      <w:r>
-        <w:rPr>
-          <w:sz w:val="32"/>
-          <w:szCs w:val="32"/>
+          <w:sz w:val="28"/>
+          <w:szCs w:val="28"/>
+        </w:rPr>
+      </w:pPr>
+      <w:r>
+        <w:rPr>
+          <w:sz w:val="28"/>
+          <w:szCs w:val="28"/>
         </w:rPr>
         <w:t>echo "Enter your name:"</w:t>
       </w:r>
@@ -180,14 +180,14 @@
     <w:p>
       <w:pPr>
         <w:rPr>
-          <w:sz w:val="32"/>
-          <w:szCs w:val="32"/>
-        </w:rPr>
-      </w:pPr>
-      <w:r>
-        <w:rPr>
-          <w:sz w:val="32"/>
-          <w:szCs w:val="32"/>
+          <w:sz w:val="28"/>
+          <w:szCs w:val="28"/>
+        </w:rPr>
+      </w:pPr>
+      <w:r>
+        <w:rPr>
+          <w:sz w:val="28"/>
+          <w:szCs w:val="28"/>
         </w:rPr>
         <w:t>read name</w:t>
       </w:r>
@@ -195,14 +195,14 @@
     <w:p>
       <w:pPr>
         <w:rPr>
-          <w:sz w:val="32"/>
-          <w:szCs w:val="32"/>
-        </w:rPr>
-      </w:pPr>
-      <w:r>
-        <w:rPr>
-          <w:sz w:val="32"/>
-          <w:szCs w:val="32"/>
+          <w:sz w:val="28"/>
+          <w:szCs w:val="28"/>
+        </w:rPr>
+      </w:pPr>
+      <w:r>
+        <w:rPr>
+          <w:sz w:val="28"/>
+          <w:szCs w:val="28"/>
         </w:rPr>
         <w:t>echo "Welcome, $name!"</w:t>
       </w:r>
@@ -211,24 +211,24 @@
       <w:pPr>
         <w:pStyle w:val="NoSpacing"/>
         <w:rPr>
-          <w:sz w:val="32"/>
-          <w:szCs w:val="32"/>
-        </w:rPr>
-      </w:pPr>
-    </w:p>
-    <w:p>
-      <w:pPr>
-        <w:rPr>
-          <w:sz w:val="32"/>
-          <w:szCs w:val="32"/>
+          <w:sz w:val="28"/>
+          <w:szCs w:val="28"/>
+        </w:rPr>
+      </w:pPr>
+    </w:p>
+    <w:p>
+      <w:pPr>
+        <w:rPr>
+          <w:sz w:val="28"/>
+          <w:szCs w:val="28"/>
         </w:rPr>
       </w:pPr>
       <w:r>
         <w:rPr>
           <w:b/>
           <w:bCs/>
-          <w:sz w:val="32"/>
-          <w:szCs w:val="32"/>
+          <w:sz w:val="28"/>
+          <w:szCs w:val="28"/>
         </w:rPr>
         <w:t>Commands Used to Execute the Script:</w:t>
       </w:r>
@@ -236,23 +236,23 @@
     <w:p>
       <w:pPr>
         <w:rPr>
-          <w:sz w:val="32"/>
-          <w:szCs w:val="32"/>
+          <w:sz w:val="28"/>
+          <w:szCs w:val="28"/>
         </w:rPr>
       </w:pPr>
       <w:proofErr w:type="spellStart"/>
       <w:r>
         <w:rPr>
-          <w:sz w:val="32"/>
-          <w:szCs w:val="32"/>
+          <w:sz w:val="28"/>
+          <w:szCs w:val="28"/>
         </w:rPr>
         <w:t>chmod</w:t>
       </w:r>
       <w:proofErr w:type="spellEnd"/>
       <w:r>
         <w:rPr>
-          <w:sz w:val="32"/>
-          <w:szCs w:val="32"/>
+          <w:sz w:val="28"/>
+          <w:szCs w:val="28"/>
         </w:rPr>
         <w:t xml:space="preserve"> 700 greeting_with_name.sh</w:t>
       </w:r>
@@ -260,14 +260,14 @@
     <w:p>
       <w:pPr>
         <w:rPr>
-          <w:sz w:val="32"/>
-          <w:szCs w:val="32"/>
-        </w:rPr>
-      </w:pPr>
-      <w:r>
-        <w:rPr>
-          <w:sz w:val="32"/>
-          <w:szCs w:val="32"/>
+          <w:sz w:val="28"/>
+          <w:szCs w:val="28"/>
+        </w:rPr>
+      </w:pPr>
+      <w:r>
+        <w:rPr>
+          <w:sz w:val="28"/>
+          <w:szCs w:val="28"/>
         </w:rPr>
         <w:t>./greeting_with_name.sh</w:t>
       </w:r>
@@ -303,14 +303,14 @@
     <w:p>
       <w:pPr>
         <w:rPr>
-          <w:sz w:val="32"/>
-          <w:szCs w:val="32"/>
-        </w:rPr>
-      </w:pPr>
-      <w:r>
-        <w:rPr>
-          <w:sz w:val="32"/>
-          <w:szCs w:val="32"/>
+          <w:sz w:val="28"/>
+          <w:szCs w:val="28"/>
+        </w:rPr>
+      </w:pPr>
+      <w:r>
+        <w:rPr>
+          <w:sz w:val="28"/>
+          <w:szCs w:val="28"/>
         </w:rPr>
         <w:t>Enter your name:</w:t>
       </w:r>
@@ -318,14 +318,14 @@
     <w:p>
       <w:pPr>
         <w:rPr>
-          <w:sz w:val="32"/>
-          <w:szCs w:val="32"/>
-        </w:rPr>
-      </w:pPr>
-      <w:r>
-        <w:rPr>
-          <w:sz w:val="32"/>
-          <w:szCs w:val="32"/>
+          <w:sz w:val="28"/>
+          <w:szCs w:val="28"/>
+        </w:rPr>
+      </w:pPr>
+      <w:r>
+        <w:rPr>
+          <w:sz w:val="28"/>
+          <w:szCs w:val="28"/>
         </w:rPr>
         <w:t>Archana</w:t>
       </w:r>
@@ -333,14 +333,14 @@
     <w:p>
       <w:pPr>
         <w:rPr>
-          <w:sz w:val="32"/>
-          <w:szCs w:val="32"/>
-        </w:rPr>
-      </w:pPr>
-      <w:r>
-        <w:rPr>
-          <w:sz w:val="32"/>
-          <w:szCs w:val="32"/>
+          <w:sz w:val="28"/>
+          <w:szCs w:val="28"/>
+        </w:rPr>
+      </w:pPr>
+      <w:r>
+        <w:rPr>
+          <w:sz w:val="28"/>
+          <w:szCs w:val="28"/>
         </w:rPr>
         <w:t>Welcome, Archana!</w:t>
       </w:r>
@@ -966,6 +966,7 @@
   <w:style w:type="character" w:default="1" w:styleId="DefaultParagraphFont">
     <w:name w:val="Default Paragraph Font"/>
     <w:uiPriority w:val="1"/>
+    <w:semiHidden/>
     <w:unhideWhenUsed/>
   </w:style>
   <w:style w:type="table" w:default="1" w:styleId="TableNormal">
